--- a/testakten/erbstreit-krypto-multisig-edelmann-stuttgart/04_notarvermerk_14_06_2023.docx
+++ b/testakten/erbstreit-krypto-multisig-edelmann-stuttgart/04_notarvermerk_14_06_2023.docx
@@ -295,7 +295,7 @@
         <w:jc w:val="left"/>
       </w:pPr>
       <w:r>
-        <w:t>Der Vermerk enthält keine letztwillige Verfügung im Sinne des § 2229 ff. BGB. Er gibt lediglich eine Absichtserklärung Edelmanns wieder. Das Testament von 2019 bleibt in vollem Umfang wirksam.</w:t>
+        <w:t>Der Vermerk enthält keine letztwillige Verfügung im Sinne des Paragrafen 2229 ff. BGB. Er gibt lediglich eine Absichtserklärung Edelmanns wieder. Das Testament von 2019 bleibt in vollem Umfang wirksam.</w:t>
       </w:r>
     </w:p>
     <w:p>
@@ -306,7 +306,7 @@
         <w:rPr>
           <w:rFonts w:ascii="Times New Roman" w:hAnsi="Times New Roman"/>
         </w:rPr>
-        <w:t>3.2 Auslegungshilfe nach §§ 133, 2084 BGB</w:t>
+        <w:t>3.2 Auslegungshilfe nach Paragrafen 133, 2084 BGB</w:t>
       </w:r>
     </w:p>
     <w:p>
@@ -385,7 +385,7 @@
         <w:jc w:val="left"/>
       </w:pPr>
       <w:r>
-        <w:t>Wenn man den Vermerk als Bestätigung der besonderen Stellung Constantins als „bevorzugter Beschenkter" liest, stärkt das paradoxerweise gerade Henrikes Pflichtteilsergänzungsanspruch nach § 2325 BGB: Der Erblasser war sich der Begünstigung bewusst und hat sie mit Absicht vorgenommen — was den Einwand entkräftet, die Schenkungen seien „zufällig" entstanden oder unerheblich gewesen.</w:t>
+        <w:t>Wenn man den Vermerk als Bestätigung der besonderen Stellung Constantins als „bevorzugter Beschenkter" liest, stärkt das paradoxerweise gerade Henrikes Pflichtteilsergänzungsanspruch nach Paragraf 2325 BGB: Der Erblasser war sich der Begünstigung bewusst und hat sie mit Absicht vorgenommen — was den Einwand entkräftet, die Schenkungen seien „zufällig" entstanden oder unerheblich gewesen.</w:t>
       </w:r>
     </w:p>
     <w:p/>
